--- a/dokumentácio/2025-2026 Szakmai vizsgák követelményrendszere CÍMLAPOK.docx
+++ b/dokumentácio/2025-2026 Szakmai vizsgák követelményrendszere CÍMLAPOK.docx
@@ -122,7 +122,6 @@
           <w:rFonts w:asciiTheme="majorHAnsi" w:eastAsia="Times New Roman" w:hAnsiTheme="majorHAnsi" w:cs="Times New Roman"/>
           <w:sz w:val="24"/>
           <w:szCs w:val="20"/>
-          <w:highlight w:val="yellow"/>
           <w:lang w:eastAsia="hu-HU"/>
         </w:rPr>
         <w:t>Neuberger Flórián</w:t>
@@ -132,7 +131,6 @@
           <w:rFonts w:asciiTheme="majorHAnsi" w:eastAsia="Times New Roman" w:hAnsiTheme="majorHAnsi" w:cs="Times New Roman"/>
           <w:sz w:val="24"/>
           <w:szCs w:val="20"/>
-          <w:highlight w:val="yellow"/>
           <w:lang w:eastAsia="hu-HU"/>
         </w:rPr>
         <w:t xml:space="preserve">, </w:t>
@@ -177,15 +175,6 @@
           <w:lang w:eastAsia="hu-HU"/>
         </w:rPr>
         <w:tab/>
-      </w:r>
-      <w:r>
-        <w:rPr>
-          <w:rFonts w:asciiTheme="majorHAnsi" w:eastAsia="Times New Roman" w:hAnsiTheme="majorHAnsi" w:cs="Times New Roman"/>
-          <w:sz w:val="24"/>
-          <w:szCs w:val="20"/>
-          <w:highlight w:val="yellow"/>
-          <w:lang w:eastAsia="hu-HU"/>
-        </w:rPr>
         <w:t>nappali</w:t>
       </w:r>
     </w:p>
@@ -227,30 +216,9 @@
           <w:rFonts w:asciiTheme="majorHAnsi" w:eastAsia="Times New Roman" w:hAnsiTheme="majorHAnsi" w:cs="Times New Roman"/>
           <w:sz w:val="24"/>
           <w:szCs w:val="20"/>
-          <w:highlight w:val="yellow"/>
-          <w:lang w:eastAsia="hu-HU"/>
-        </w:rPr>
-        <w:t>5 0612 12 02</w:t>
-      </w:r>
-      <w:r>
-        <w:rPr>
-          <w:rFonts w:asciiTheme="majorHAnsi" w:eastAsia="Times New Roman" w:hAnsiTheme="majorHAnsi" w:cs="Times New Roman"/>
-          <w:sz w:val="24"/>
-          <w:szCs w:val="20"/>
-          <w:highlight w:val="yellow"/>
-          <w:lang w:eastAsia="hu-HU"/>
-        </w:rPr>
-        <w:t xml:space="preserve"> </w:t>
-      </w:r>
-      <w:r>
-        <w:rPr>
-          <w:rFonts w:asciiTheme="majorHAnsi" w:eastAsia="Times New Roman" w:hAnsiTheme="majorHAnsi" w:cs="Times New Roman"/>
-          <w:sz w:val="24"/>
-          <w:szCs w:val="20"/>
-          <w:highlight w:val="yellow"/>
-          <w:lang w:eastAsia="hu-HU"/>
-        </w:rPr>
-        <w:t>Informatikai rendszer-és alkalmazásüzemeltető technikus</w:t>
+          <w:lang w:eastAsia="hu-HU"/>
+        </w:rPr>
+        <w:t>5 0612 12 02 Informatikai rendszer-és alkalmazásüzemeltető technikus</w:t>
       </w:r>
     </w:p>
     <w:p>
@@ -430,7 +398,6 @@
           <w:rFonts w:asciiTheme="majorHAnsi" w:eastAsia="Times New Roman" w:hAnsiTheme="majorHAnsi" w:cs="Times New Roman"/>
           <w:sz w:val="24"/>
           <w:szCs w:val="20"/>
-          <w:highlight w:val="yellow"/>
           <w:lang w:eastAsia="hu-HU"/>
         </w:rPr>
         <w:t>20</w:t>
@@ -440,7 +407,6 @@
           <w:rFonts w:asciiTheme="majorHAnsi" w:eastAsia="Times New Roman" w:hAnsiTheme="majorHAnsi" w:cs="Times New Roman"/>
           <w:sz w:val="24"/>
           <w:szCs w:val="20"/>
-          <w:highlight w:val="yellow"/>
           <w:lang w:eastAsia="hu-HU"/>
         </w:rPr>
         <w:t>2</w:t>
@@ -450,7 +416,6 @@
           <w:rFonts w:asciiTheme="majorHAnsi" w:eastAsia="Times New Roman" w:hAnsiTheme="majorHAnsi" w:cs="Times New Roman"/>
           <w:sz w:val="24"/>
           <w:szCs w:val="20"/>
-          <w:highlight w:val="yellow"/>
           <w:lang w:eastAsia="hu-HU"/>
         </w:rPr>
         <w:t>6</w:t>
@@ -460,7 +425,6 @@
           <w:rFonts w:asciiTheme="majorHAnsi" w:eastAsia="Times New Roman" w:hAnsiTheme="majorHAnsi" w:cs="Times New Roman"/>
           <w:sz w:val="24"/>
           <w:szCs w:val="20"/>
-          <w:highlight w:val="yellow"/>
           <w:lang w:eastAsia="hu-HU"/>
         </w:rPr>
         <w:t>. 0</w:t>
@@ -470,7 +434,6 @@
           <w:rFonts w:asciiTheme="majorHAnsi" w:eastAsia="Times New Roman" w:hAnsiTheme="majorHAnsi" w:cs="Times New Roman"/>
           <w:sz w:val="24"/>
           <w:szCs w:val="20"/>
-          <w:highlight w:val="yellow"/>
           <w:lang w:eastAsia="hu-HU"/>
         </w:rPr>
         <w:t>4</w:t>
@@ -480,7 +443,6 @@
           <w:rFonts w:asciiTheme="majorHAnsi" w:eastAsia="Times New Roman" w:hAnsiTheme="majorHAnsi" w:cs="Times New Roman"/>
           <w:sz w:val="24"/>
           <w:szCs w:val="20"/>
-          <w:highlight w:val="yellow"/>
           <w:lang w:eastAsia="hu-HU"/>
         </w:rPr>
         <w:t xml:space="preserve">. </w:t>
@@ -490,7 +452,6 @@
           <w:rFonts w:asciiTheme="majorHAnsi" w:eastAsia="Times New Roman" w:hAnsiTheme="majorHAnsi" w:cs="Times New Roman"/>
           <w:sz w:val="24"/>
           <w:szCs w:val="20"/>
-          <w:highlight w:val="yellow"/>
           <w:lang w:eastAsia="hu-HU"/>
         </w:rPr>
         <w:t>15</w:t>
@@ -500,7 +461,6 @@
           <w:rFonts w:asciiTheme="majorHAnsi" w:eastAsia="Times New Roman" w:hAnsiTheme="majorHAnsi" w:cs="Times New Roman"/>
           <w:sz w:val="24"/>
           <w:szCs w:val="20"/>
-          <w:highlight w:val="yellow"/>
           <w:lang w:eastAsia="hu-HU"/>
         </w:rPr>
         <w:t>.</w:t>
@@ -560,7 +520,6 @@
           <w:rFonts w:asciiTheme="majorHAnsi" w:eastAsia="Times New Roman" w:hAnsiTheme="majorHAnsi" w:cs="Times New Roman"/>
           <w:sz w:val="24"/>
           <w:szCs w:val="20"/>
-          <w:highlight w:val="yellow"/>
           <w:lang w:eastAsia="hu-HU"/>
         </w:rPr>
         <w:t>január</w:t>
@@ -570,7 +529,6 @@
           <w:rFonts w:asciiTheme="majorHAnsi" w:eastAsia="Times New Roman" w:hAnsiTheme="majorHAnsi" w:cs="Times New Roman"/>
           <w:sz w:val="24"/>
           <w:szCs w:val="20"/>
-          <w:highlight w:val="yellow"/>
           <w:lang w:eastAsia="hu-HU"/>
         </w:rPr>
         <w:t xml:space="preserve"> </w:t>
@@ -864,7 +822,6 @@
                 <w:rFonts w:asciiTheme="majorHAnsi" w:hAnsiTheme="majorHAnsi"/>
                 <w:sz w:val="24"/>
                 <w:szCs w:val="24"/>
-                <w:highlight w:val="yellow"/>
               </w:rPr>
             </w:pPr>
             <w:r>
@@ -872,7 +829,6 @@
                 <w:rFonts w:asciiTheme="majorHAnsi" w:hAnsiTheme="majorHAnsi"/>
                 <w:sz w:val="24"/>
                 <w:szCs w:val="24"/>
-                <w:highlight w:val="yellow"/>
               </w:rPr>
               <w:t>202</w:t>
             </w:r>
@@ -881,7 +837,6 @@
                 <w:rFonts w:asciiTheme="majorHAnsi" w:hAnsiTheme="majorHAnsi"/>
                 <w:sz w:val="24"/>
                 <w:szCs w:val="24"/>
-                <w:highlight w:val="yellow"/>
               </w:rPr>
               <w:t>6</w:t>
             </w:r>
@@ -890,7 +845,6 @@
                 <w:rFonts w:asciiTheme="majorHAnsi" w:hAnsiTheme="majorHAnsi"/>
                 <w:sz w:val="24"/>
                 <w:szCs w:val="24"/>
-                <w:highlight w:val="yellow"/>
               </w:rPr>
               <w:t>.02.</w:t>
             </w:r>
@@ -899,7 +853,6 @@
                 <w:rFonts w:asciiTheme="majorHAnsi" w:hAnsiTheme="majorHAnsi"/>
                 <w:sz w:val="24"/>
                 <w:szCs w:val="24"/>
-                <w:highlight w:val="yellow"/>
               </w:rPr>
               <w:t>11</w:t>
             </w:r>
@@ -908,7 +861,6 @@
                 <w:rFonts w:asciiTheme="majorHAnsi" w:hAnsiTheme="majorHAnsi"/>
                 <w:sz w:val="24"/>
                 <w:szCs w:val="24"/>
-                <w:highlight w:val="yellow"/>
               </w:rPr>
               <w:t>.</w:t>
             </w:r>
@@ -926,7 +878,6 @@
                 <w:rFonts w:asciiTheme="majorHAnsi" w:hAnsiTheme="majorHAnsi"/>
                 <w:sz w:val="24"/>
                 <w:szCs w:val="24"/>
-                <w:highlight w:val="yellow"/>
               </w:rPr>
             </w:pPr>
             <w:r>
@@ -934,7 +885,6 @@
                 <w:rFonts w:asciiTheme="majorHAnsi" w:hAnsiTheme="majorHAnsi"/>
                 <w:sz w:val="24"/>
                 <w:szCs w:val="24"/>
-                <w:highlight w:val="yellow"/>
               </w:rPr>
               <w:t>Témaválasztás és specifikáció</w:t>
             </w:r>
@@ -998,7 +948,6 @@
                 <w:rFonts w:asciiTheme="majorHAnsi" w:hAnsiTheme="majorHAnsi"/>
                 <w:sz w:val="24"/>
                 <w:szCs w:val="24"/>
-                <w:highlight w:val="yellow"/>
               </w:rPr>
             </w:pPr>
             <w:r>
@@ -1006,7 +955,6 @@
                 <w:rFonts w:asciiTheme="majorHAnsi" w:hAnsiTheme="majorHAnsi"/>
                 <w:sz w:val="24"/>
                 <w:szCs w:val="24"/>
-                <w:highlight w:val="yellow"/>
               </w:rPr>
               <w:t>202</w:t>
             </w:r>
@@ -1015,7 +963,6 @@
                 <w:rFonts w:asciiTheme="majorHAnsi" w:hAnsiTheme="majorHAnsi"/>
                 <w:sz w:val="24"/>
                 <w:szCs w:val="24"/>
-                <w:highlight w:val="yellow"/>
               </w:rPr>
               <w:t>6</w:t>
             </w:r>
@@ -1024,7 +971,6 @@
                 <w:rFonts w:asciiTheme="majorHAnsi" w:hAnsiTheme="majorHAnsi"/>
                 <w:sz w:val="24"/>
                 <w:szCs w:val="24"/>
-                <w:highlight w:val="yellow"/>
               </w:rPr>
               <w:t>.03.</w:t>
             </w:r>
@@ -1033,7 +979,6 @@
                 <w:rFonts w:asciiTheme="majorHAnsi" w:hAnsiTheme="majorHAnsi"/>
                 <w:sz w:val="24"/>
                 <w:szCs w:val="24"/>
-                <w:highlight w:val="yellow"/>
               </w:rPr>
               <w:t>19</w:t>
             </w:r>
@@ -1042,7 +987,6 @@
                 <w:rFonts w:asciiTheme="majorHAnsi" w:hAnsiTheme="majorHAnsi"/>
                 <w:sz w:val="24"/>
                 <w:szCs w:val="24"/>
-                <w:highlight w:val="yellow"/>
               </w:rPr>
               <w:t>.</w:t>
             </w:r>
@@ -1060,7 +1004,6 @@
                 <w:rFonts w:asciiTheme="majorHAnsi" w:hAnsiTheme="majorHAnsi"/>
                 <w:sz w:val="24"/>
                 <w:szCs w:val="24"/>
-                <w:highlight w:val="yellow"/>
               </w:rPr>
             </w:pPr>
             <w:r>
@@ -1068,7 +1011,6 @@
                 <w:rFonts w:asciiTheme="majorHAnsi" w:hAnsiTheme="majorHAnsi"/>
                 <w:sz w:val="24"/>
                 <w:szCs w:val="24"/>
-                <w:highlight w:val="yellow"/>
               </w:rPr>
               <w:t>Záródolgozat készültségi fokának értékelése</w:t>
             </w:r>
@@ -1132,7 +1074,6 @@
                 <w:rFonts w:asciiTheme="majorHAnsi" w:hAnsiTheme="majorHAnsi"/>
                 <w:sz w:val="24"/>
                 <w:szCs w:val="24"/>
-                <w:highlight w:val="yellow"/>
               </w:rPr>
             </w:pPr>
             <w:r>
@@ -1140,7 +1081,6 @@
                 <w:rFonts w:asciiTheme="majorHAnsi" w:hAnsiTheme="majorHAnsi"/>
                 <w:sz w:val="24"/>
                 <w:szCs w:val="24"/>
-                <w:highlight w:val="yellow"/>
               </w:rPr>
               <w:t>202</w:t>
             </w:r>
@@ -1149,7 +1089,6 @@
                 <w:rFonts w:asciiTheme="majorHAnsi" w:hAnsiTheme="majorHAnsi"/>
                 <w:sz w:val="24"/>
                 <w:szCs w:val="24"/>
-                <w:highlight w:val="yellow"/>
               </w:rPr>
               <w:t>6</w:t>
             </w:r>
@@ -1158,7 +1097,6 @@
                 <w:rFonts w:asciiTheme="majorHAnsi" w:hAnsiTheme="majorHAnsi"/>
                 <w:sz w:val="24"/>
                 <w:szCs w:val="24"/>
-                <w:highlight w:val="yellow"/>
               </w:rPr>
               <w:t>.04.1</w:t>
             </w:r>
@@ -1167,7 +1105,6 @@
                 <w:rFonts w:asciiTheme="majorHAnsi" w:hAnsiTheme="majorHAnsi"/>
                 <w:sz w:val="24"/>
                 <w:szCs w:val="24"/>
-                <w:highlight w:val="yellow"/>
               </w:rPr>
               <w:t>3</w:t>
             </w:r>
@@ -1176,7 +1113,6 @@
                 <w:rFonts w:asciiTheme="majorHAnsi" w:hAnsiTheme="majorHAnsi"/>
                 <w:sz w:val="24"/>
                 <w:szCs w:val="24"/>
-                <w:highlight w:val="yellow"/>
               </w:rPr>
               <w:t>.</w:t>
             </w:r>
@@ -1194,7 +1130,6 @@
                 <w:rFonts w:asciiTheme="majorHAnsi" w:hAnsiTheme="majorHAnsi"/>
                 <w:sz w:val="24"/>
                 <w:szCs w:val="24"/>
-                <w:highlight w:val="yellow"/>
               </w:rPr>
             </w:pPr>
             <w:r>
@@ -1202,7 +1137,6 @@
                 <w:rFonts w:asciiTheme="majorHAnsi" w:hAnsiTheme="majorHAnsi"/>
                 <w:sz w:val="24"/>
                 <w:szCs w:val="24"/>
-                <w:highlight w:val="yellow"/>
               </w:rPr>
               <w:t>Dokumentáció véglegesítése</w:t>
             </w:r>
@@ -1472,7 +1406,6 @@
           <w:rFonts w:asciiTheme="majorHAnsi" w:eastAsia="Times New Roman" w:hAnsiTheme="majorHAnsi" w:cs="Times New Roman"/>
           <w:sz w:val="24"/>
           <w:szCs w:val="20"/>
-          <w:highlight w:val="yellow"/>
           <w:lang w:eastAsia="hu-HU"/>
         </w:rPr>
         <w:t>április 15.</w:t>
@@ -6437,6 +6370,7 @@
   <w:style w:type="character" w:default="1" w:styleId="Bekezdsalapbettpusa">
     <w:name w:val="Default Paragraph Font"/>
     <w:uiPriority w:val="1"/>
+    <w:semiHidden/>
     <w:unhideWhenUsed/>
   </w:style>
   <w:style w:type="table" w:default="1" w:styleId="Normltblzat">
